--- a/worksheets/BL_L2_TruthTables_Worksheet.docx
+++ b/worksheets/BL_L2_TruthTables_Worksheet.docx
@@ -504,7 +504,7 @@
                 <w:sz w:val="21"/>
                 <w:szCs w:val="21"/>
               </w:rPr>
-              <w:t xml:space="preserve">Study the electric circuit. Which logic gate does it represent? Can you design a circuit for an alternative logic gate?</w:t>
+              <w:t xml:space="preserve">A microwave only runs when the door is shut and the start button is pressed. A car beeps if either front door is open. Which logic gate does each one behave like?</w:t>
             </w:r>
           </w:p>
           <w:tbl>
@@ -1287,6 +1287,218 @@
               </w:tc>
             </w:tr>
           </w:tbl>
+          <w:p>
+            <w:pPr>
+              <w:keepNext/>
+              <w:spacing w:after="60" w:before="120"/>
+            </w:pPr>
+            <w:r>
+              <w:rPr>
+                <w:rFonts w:ascii="Arial" w:cs="Arial" w:eastAsia="Arial" w:hAnsi="Arial"/>
+                <w:b/>
+                <w:bCs/>
+                <w:sz w:val="21"/>
+                <w:szCs w:val="21"/>
+              </w:rPr>
+              <w:t xml:space="preserve">How many rows does a truth table with 3 inputs need?</w:t>
+            </w:r>
+          </w:p>
+          <w:tbl>
+            <w:tblPr>
+              <w:tblW w:type="dxa" w:w="10026"/>
+              <w:tblBorders>
+                <w:top w:val="single" w:color="auto" w:sz="4"/>
+                <w:left w:val="single" w:color="auto" w:sz="4"/>
+                <w:bottom w:val="single" w:color="auto" w:sz="4"/>
+                <w:right w:val="single" w:color="auto" w:sz="4"/>
+                <w:insideH w:val="single" w:color="auto" w:sz="4"/>
+                <w:insideV w:val="single" w:color="auto" w:sz="4"/>
+              </w:tblBorders>
+            </w:tblPr>
+            <w:tblGrid>
+              <w:gridCol w:w="10026"/>
+            </w:tblGrid>
+            <w:tr>
+              <w:trPr>
+                <w:cantSplit/>
+                <w:trHeight w:val="460" w:hRule="exact"/>
+              </w:trPr>
+              <w:tc>
+                <w:tcPr>
+                  <w:tcW w:type="dxa" w:w="10026"/>
+                  <w:tcBorders>
+                    <w:top w:val="none" w:color="FFFFFF" w:sz="0"/>
+                    <w:left w:val="none" w:color="FFFFFF" w:sz="0"/>
+                    <w:bottom w:val="dotted" w:color="9AA8BC" w:sz="6"/>
+                    <w:right w:val="none" w:color="FFFFFF" w:sz="0"/>
+                  </w:tcBorders>
+                  <w:tcMar>
+                    <w:left w:type="dxa" w:w="0"/>
+                    <w:bottom w:type="dxa" w:w="20"/>
+                    <w:right w:type="dxa" w:w="0"/>
+                  </w:tcMar>
+                  <w:vAlign w:val="bottom"/>
+                </w:tcPr>
+                <w:p>
+                  <w:pPr>
+                    <w:spacing w:after="0" w:before="0"/>
+                  </w:pPr>
+                  <w:r>
+                    <w:rPr>
+                      <w:rFonts w:ascii="Arial" w:cs="Arial" w:eastAsia="Arial" w:hAnsi="Arial"/>
+                      <w:color w:val="5A6B85"/>
+                      <w:sz w:val="21"/>
+                      <w:szCs w:val="21"/>
+                    </w:rPr>
+                    <w:t xml:space="preserve"/>
+                  </w:r>
+                </w:p>
+              </w:tc>
+            </w:tr>
+            <w:tr>
+              <w:trPr>
+                <w:cantSplit/>
+                <w:trHeight w:val="460" w:hRule="exact"/>
+              </w:trPr>
+              <w:tc>
+                <w:tcPr>
+                  <w:tcW w:type="dxa" w:w="10026"/>
+                  <w:tcBorders>
+                    <w:top w:val="none" w:color="FFFFFF" w:sz="0"/>
+                    <w:left w:val="none" w:color="FFFFFF" w:sz="0"/>
+                    <w:bottom w:val="dotted" w:color="9AA8BC" w:sz="6"/>
+                    <w:right w:val="none" w:color="FFFFFF" w:sz="0"/>
+                  </w:tcBorders>
+                  <w:tcMar>
+                    <w:left w:type="dxa" w:w="0"/>
+                    <w:bottom w:type="dxa" w:w="20"/>
+                    <w:right w:type="dxa" w:w="0"/>
+                  </w:tcMar>
+                  <w:vAlign w:val="bottom"/>
+                </w:tcPr>
+                <w:p>
+                  <w:pPr>
+                    <w:spacing w:after="0" w:before="0"/>
+                  </w:pPr>
+                  <w:r>
+                    <w:rPr>
+                      <w:rFonts w:ascii="Arial" w:cs="Arial" w:eastAsia="Arial" w:hAnsi="Arial"/>
+                      <w:color w:val="5A6B85"/>
+                      <w:sz w:val="21"/>
+                      <w:szCs w:val="21"/>
+                    </w:rPr>
+                    <w:t xml:space="preserve"/>
+                  </w:r>
+                </w:p>
+              </w:tc>
+            </w:tr>
+          </w:tbl>
+          <w:p>
+            <w:pPr>
+              <w:keepNext/>
+              <w:spacing w:after="60" w:before="120"/>
+            </w:pPr>
+            <w:r>
+              <w:rPr>
+                <w:rFonts w:ascii="Arial" w:cs="Arial" w:eastAsia="Arial" w:hAnsi="Arial"/>
+                <w:b/>
+                <w:bCs/>
+                <w:sz w:val="21"/>
+                <w:szCs w:val="21"/>
+              </w:rPr>
+              <w:t xml:space="preserve">How many rows does a truth table with 4 inputs need?</w:t>
+            </w:r>
+          </w:p>
+          <w:tbl>
+            <w:tblPr>
+              <w:tblW w:type="dxa" w:w="10026"/>
+              <w:tblBorders>
+                <w:top w:val="single" w:color="auto" w:sz="4"/>
+                <w:left w:val="single" w:color="auto" w:sz="4"/>
+                <w:bottom w:val="single" w:color="auto" w:sz="4"/>
+                <w:right w:val="single" w:color="auto" w:sz="4"/>
+                <w:insideH w:val="single" w:color="auto" w:sz="4"/>
+                <w:insideV w:val="single" w:color="auto" w:sz="4"/>
+              </w:tblBorders>
+            </w:tblPr>
+            <w:tblGrid>
+              <w:gridCol w:w="10026"/>
+            </w:tblGrid>
+            <w:tr>
+              <w:trPr>
+                <w:cantSplit/>
+                <w:trHeight w:val="460" w:hRule="exact"/>
+              </w:trPr>
+              <w:tc>
+                <w:tcPr>
+                  <w:tcW w:type="dxa" w:w="10026"/>
+                  <w:tcBorders>
+                    <w:top w:val="none" w:color="FFFFFF" w:sz="0"/>
+                    <w:left w:val="none" w:color="FFFFFF" w:sz="0"/>
+                    <w:bottom w:val="dotted" w:color="9AA8BC" w:sz="6"/>
+                    <w:right w:val="none" w:color="FFFFFF" w:sz="0"/>
+                  </w:tcBorders>
+                  <w:tcMar>
+                    <w:left w:type="dxa" w:w="0"/>
+                    <w:bottom w:type="dxa" w:w="20"/>
+                    <w:right w:type="dxa" w:w="0"/>
+                  </w:tcMar>
+                  <w:vAlign w:val="bottom"/>
+                </w:tcPr>
+                <w:p>
+                  <w:pPr>
+                    <w:spacing w:after="0" w:before="0"/>
+                  </w:pPr>
+                  <w:r>
+                    <w:rPr>
+                      <w:rFonts w:ascii="Arial" w:cs="Arial" w:eastAsia="Arial" w:hAnsi="Arial"/>
+                      <w:color w:val="5A6B85"/>
+                      <w:sz w:val="21"/>
+                      <w:szCs w:val="21"/>
+                    </w:rPr>
+                    <w:t xml:space="preserve"/>
+                  </w:r>
+                </w:p>
+              </w:tc>
+            </w:tr>
+            <w:tr>
+              <w:trPr>
+                <w:cantSplit/>
+                <w:trHeight w:val="460" w:hRule="exact"/>
+              </w:trPr>
+              <w:tc>
+                <w:tcPr>
+                  <w:tcW w:type="dxa" w:w="10026"/>
+                  <w:tcBorders>
+                    <w:top w:val="none" w:color="FFFFFF" w:sz="0"/>
+                    <w:left w:val="none" w:color="FFFFFF" w:sz="0"/>
+                    <w:bottom w:val="dotted" w:color="9AA8BC" w:sz="6"/>
+                    <w:right w:val="none" w:color="FFFFFF" w:sz="0"/>
+                  </w:tcBorders>
+                  <w:tcMar>
+                    <w:left w:type="dxa" w:w="0"/>
+                    <w:bottom w:type="dxa" w:w="20"/>
+                    <w:right w:type="dxa" w:w="0"/>
+                  </w:tcMar>
+                  <w:vAlign w:val="bottom"/>
+                </w:tcPr>
+                <w:p>
+                  <w:pPr>
+                    <w:spacing w:after="0" w:before="0"/>
+                  </w:pPr>
+                  <w:r>
+                    <w:rPr>
+                      <w:rFonts w:ascii="Arial" w:cs="Arial" w:eastAsia="Arial" w:hAnsi="Arial"/>
+                      <w:color w:val="5A6B85"/>
+                      <w:sz w:val="21"/>
+                      <w:szCs w:val="21"/>
+                    </w:rPr>
+                    <w:t xml:space="preserve"/>
+                  </w:r>
+                </w:p>
+              </w:tc>
+            </w:tr>
+          </w:tbl>
           <w:p/>
         </w:tc>
       </w:tr>
@@ -1478,6 +1690,218 @@
                 <w:szCs w:val="21"/>
               </w:rPr>
               <w:t xml:space="preserve">Design a circuit with switches that behaves like an OR gate.</w:t>
+            </w:r>
+          </w:p>
+          <w:tbl>
+            <w:tblPr>
+              <w:tblW w:type="dxa" w:w="10026"/>
+              <w:tblBorders>
+                <w:top w:val="single" w:color="auto" w:sz="4"/>
+                <w:left w:val="single" w:color="auto" w:sz="4"/>
+                <w:bottom w:val="single" w:color="auto" w:sz="4"/>
+                <w:right w:val="single" w:color="auto" w:sz="4"/>
+                <w:insideH w:val="single" w:color="auto" w:sz="4"/>
+                <w:insideV w:val="single" w:color="auto" w:sz="4"/>
+              </w:tblBorders>
+            </w:tblPr>
+            <w:tblGrid>
+              <w:gridCol w:w="10026"/>
+            </w:tblGrid>
+            <w:tr>
+              <w:trPr>
+                <w:cantSplit/>
+                <w:trHeight w:val="460" w:hRule="exact"/>
+              </w:trPr>
+              <w:tc>
+                <w:tcPr>
+                  <w:tcW w:type="dxa" w:w="10026"/>
+                  <w:tcBorders>
+                    <w:top w:val="none" w:color="FFFFFF" w:sz="0"/>
+                    <w:left w:val="none" w:color="FFFFFF" w:sz="0"/>
+                    <w:bottom w:val="dotted" w:color="9AA8BC" w:sz="6"/>
+                    <w:right w:val="none" w:color="FFFFFF" w:sz="0"/>
+                  </w:tcBorders>
+                  <w:tcMar>
+                    <w:left w:type="dxa" w:w="0"/>
+                    <w:bottom w:type="dxa" w:w="20"/>
+                    <w:right w:type="dxa" w:w="0"/>
+                  </w:tcMar>
+                  <w:vAlign w:val="bottom"/>
+                </w:tcPr>
+                <w:p>
+                  <w:pPr>
+                    <w:spacing w:after="0" w:before="0"/>
+                  </w:pPr>
+                  <w:r>
+                    <w:rPr>
+                      <w:rFonts w:ascii="Arial" w:cs="Arial" w:eastAsia="Arial" w:hAnsi="Arial"/>
+                      <w:color w:val="5A6B85"/>
+                      <w:sz w:val="21"/>
+                      <w:szCs w:val="21"/>
+                    </w:rPr>
+                    <w:t xml:space="preserve"/>
+                  </w:r>
+                </w:p>
+              </w:tc>
+            </w:tr>
+            <w:tr>
+              <w:trPr>
+                <w:cantSplit/>
+                <w:trHeight w:val="460" w:hRule="exact"/>
+              </w:trPr>
+              <w:tc>
+                <w:tcPr>
+                  <w:tcW w:type="dxa" w:w="10026"/>
+                  <w:tcBorders>
+                    <w:top w:val="none" w:color="FFFFFF" w:sz="0"/>
+                    <w:left w:val="none" w:color="FFFFFF" w:sz="0"/>
+                    <w:bottom w:val="dotted" w:color="9AA8BC" w:sz="6"/>
+                    <w:right w:val="none" w:color="FFFFFF" w:sz="0"/>
+                  </w:tcBorders>
+                  <w:tcMar>
+                    <w:left w:type="dxa" w:w="0"/>
+                    <w:bottom w:type="dxa" w:w="20"/>
+                    <w:right w:type="dxa" w:w="0"/>
+                  </w:tcMar>
+                  <w:vAlign w:val="bottom"/>
+                </w:tcPr>
+                <w:p>
+                  <w:pPr>
+                    <w:spacing w:after="0" w:before="0"/>
+                  </w:pPr>
+                  <w:r>
+                    <w:rPr>
+                      <w:rFonts w:ascii="Arial" w:cs="Arial" w:eastAsia="Arial" w:hAnsi="Arial"/>
+                      <w:color w:val="5A6B85"/>
+                      <w:sz w:val="21"/>
+                      <w:szCs w:val="21"/>
+                    </w:rPr>
+                    <w:t xml:space="preserve"/>
+                  </w:r>
+                </w:p>
+              </w:tc>
+            </w:tr>
+          </w:tbl>
+          <w:p>
+            <w:pPr>
+              <w:keepNext/>
+              <w:spacing w:after="60" w:before="120"/>
+            </w:pPr>
+            <w:r>
+              <w:rPr>
+                <w:rFonts w:ascii="Arial" w:cs="Arial" w:eastAsia="Arial" w:hAnsi="Arial"/>
+                <w:b/>
+                <w:bCs/>
+                <w:sz w:val="21"/>
+                <w:szCs w:val="21"/>
+              </w:rPr>
+              <w:t xml:space="preserve">Two switches in series control a bulb. Which gate does this represent?</w:t>
+            </w:r>
+          </w:p>
+          <w:tbl>
+            <w:tblPr>
+              <w:tblW w:type="dxa" w:w="10026"/>
+              <w:tblBorders>
+                <w:top w:val="single" w:color="auto" w:sz="4"/>
+                <w:left w:val="single" w:color="auto" w:sz="4"/>
+                <w:bottom w:val="single" w:color="auto" w:sz="4"/>
+                <w:right w:val="single" w:color="auto" w:sz="4"/>
+                <w:insideH w:val="single" w:color="auto" w:sz="4"/>
+                <w:insideV w:val="single" w:color="auto" w:sz="4"/>
+              </w:tblBorders>
+            </w:tblPr>
+            <w:tblGrid>
+              <w:gridCol w:w="10026"/>
+            </w:tblGrid>
+            <w:tr>
+              <w:trPr>
+                <w:cantSplit/>
+                <w:trHeight w:val="460" w:hRule="exact"/>
+              </w:trPr>
+              <w:tc>
+                <w:tcPr>
+                  <w:tcW w:type="dxa" w:w="10026"/>
+                  <w:tcBorders>
+                    <w:top w:val="none" w:color="FFFFFF" w:sz="0"/>
+                    <w:left w:val="none" w:color="FFFFFF" w:sz="0"/>
+                    <w:bottom w:val="dotted" w:color="9AA8BC" w:sz="6"/>
+                    <w:right w:val="none" w:color="FFFFFF" w:sz="0"/>
+                  </w:tcBorders>
+                  <w:tcMar>
+                    <w:left w:type="dxa" w:w="0"/>
+                    <w:bottom w:type="dxa" w:w="20"/>
+                    <w:right w:type="dxa" w:w="0"/>
+                  </w:tcMar>
+                  <w:vAlign w:val="bottom"/>
+                </w:tcPr>
+                <w:p>
+                  <w:pPr>
+                    <w:spacing w:after="0" w:before="0"/>
+                  </w:pPr>
+                  <w:r>
+                    <w:rPr>
+                      <w:rFonts w:ascii="Arial" w:cs="Arial" w:eastAsia="Arial" w:hAnsi="Arial"/>
+                      <w:color w:val="5A6B85"/>
+                      <w:sz w:val="21"/>
+                      <w:szCs w:val="21"/>
+                    </w:rPr>
+                    <w:t xml:space="preserve"/>
+                  </w:r>
+                </w:p>
+              </w:tc>
+            </w:tr>
+            <w:tr>
+              <w:trPr>
+                <w:cantSplit/>
+                <w:trHeight w:val="460" w:hRule="exact"/>
+              </w:trPr>
+              <w:tc>
+                <w:tcPr>
+                  <w:tcW w:type="dxa" w:w="10026"/>
+                  <w:tcBorders>
+                    <w:top w:val="none" w:color="FFFFFF" w:sz="0"/>
+                    <w:left w:val="none" w:color="FFFFFF" w:sz="0"/>
+                    <w:bottom w:val="dotted" w:color="9AA8BC" w:sz="6"/>
+                    <w:right w:val="none" w:color="FFFFFF" w:sz="0"/>
+                  </w:tcBorders>
+                  <w:tcMar>
+                    <w:left w:type="dxa" w:w="0"/>
+                    <w:bottom w:type="dxa" w:w="20"/>
+                    <w:right w:type="dxa" w:w="0"/>
+                  </w:tcMar>
+                  <w:vAlign w:val="bottom"/>
+                </w:tcPr>
+                <w:p>
+                  <w:pPr>
+                    <w:spacing w:after="0" w:before="0"/>
+                  </w:pPr>
+                  <w:r>
+                    <w:rPr>
+                      <w:rFonts w:ascii="Arial" w:cs="Arial" w:eastAsia="Arial" w:hAnsi="Arial"/>
+                      <w:color w:val="5A6B85"/>
+                      <w:sz w:val="21"/>
+                      <w:szCs w:val="21"/>
+                    </w:rPr>
+                    <w:t xml:space="preserve"/>
+                  </w:r>
+                </w:p>
+              </w:tc>
+            </w:tr>
+          </w:tbl>
+          <w:p>
+            <w:pPr>
+              <w:keepNext/>
+              <w:spacing w:after="60" w:before="120"/>
+            </w:pPr>
+            <w:r>
+              <w:rPr>
+                <w:rFonts w:ascii="Arial" w:cs="Arial" w:eastAsia="Arial" w:hAnsi="Arial"/>
+                <w:b/>
+                <w:bCs/>
+                <w:sz w:val="21"/>
+                <w:szCs w:val="21"/>
+              </w:rPr>
+              <w:t xml:space="preserve">Two switches in parallel control a bulb. Which gate does this represent?</w:t>
             </w:r>
           </w:p>
           <w:tbl>
@@ -7906,6 +8330,112 @@
                 <w:szCs w:val="21"/>
               </w:rPr>
               <w:t xml:space="preserve">Write the expression for the diagram in the experience.</w:t>
+            </w:r>
+          </w:p>
+          <w:tbl>
+            <w:tblPr>
+              <w:tblW w:type="dxa" w:w="10026"/>
+              <w:tblBorders>
+                <w:top w:val="single" w:color="auto" w:sz="4"/>
+                <w:left w:val="single" w:color="auto" w:sz="4"/>
+                <w:bottom w:val="single" w:color="auto" w:sz="4"/>
+                <w:right w:val="single" w:color="auto" w:sz="4"/>
+                <w:insideH w:val="single" w:color="auto" w:sz="4"/>
+                <w:insideV w:val="single" w:color="auto" w:sz="4"/>
+              </w:tblBorders>
+            </w:tblPr>
+            <w:tblGrid>
+              <w:gridCol w:w="10026"/>
+            </w:tblGrid>
+            <w:tr>
+              <w:trPr>
+                <w:cantSplit/>
+                <w:trHeight w:val="460" w:hRule="exact"/>
+              </w:trPr>
+              <w:tc>
+                <w:tcPr>
+                  <w:tcW w:type="dxa" w:w="10026"/>
+                  <w:tcBorders>
+                    <w:top w:val="none" w:color="FFFFFF" w:sz="0"/>
+                    <w:left w:val="none" w:color="FFFFFF" w:sz="0"/>
+                    <w:bottom w:val="dotted" w:color="9AA8BC" w:sz="6"/>
+                    <w:right w:val="none" w:color="FFFFFF" w:sz="0"/>
+                  </w:tcBorders>
+                  <w:tcMar>
+                    <w:left w:type="dxa" w:w="0"/>
+                    <w:bottom w:type="dxa" w:w="20"/>
+                    <w:right w:type="dxa" w:w="0"/>
+                  </w:tcMar>
+                  <w:vAlign w:val="bottom"/>
+                </w:tcPr>
+                <w:p>
+                  <w:pPr>
+                    <w:spacing w:after="0" w:before="0"/>
+                  </w:pPr>
+                  <w:r>
+                    <w:rPr>
+                      <w:rFonts w:ascii="Arial" w:cs="Arial" w:eastAsia="Arial" w:hAnsi="Arial"/>
+                      <w:color w:val="5A6B85"/>
+                      <w:sz w:val="21"/>
+                      <w:szCs w:val="21"/>
+                    </w:rPr>
+                    <w:t xml:space="preserve"/>
+                  </w:r>
+                </w:p>
+              </w:tc>
+            </w:tr>
+            <w:tr>
+              <w:trPr>
+                <w:cantSplit/>
+                <w:trHeight w:val="460" w:hRule="exact"/>
+              </w:trPr>
+              <w:tc>
+                <w:tcPr>
+                  <w:tcW w:type="dxa" w:w="10026"/>
+                  <w:tcBorders>
+                    <w:top w:val="none" w:color="FFFFFF" w:sz="0"/>
+                    <w:left w:val="none" w:color="FFFFFF" w:sz="0"/>
+                    <w:bottom w:val="dotted" w:color="9AA8BC" w:sz="6"/>
+                    <w:right w:val="none" w:color="FFFFFF" w:sz="0"/>
+                  </w:tcBorders>
+                  <w:tcMar>
+                    <w:left w:type="dxa" w:w="0"/>
+                    <w:bottom w:type="dxa" w:w="20"/>
+                    <w:right w:type="dxa" w:w="0"/>
+                  </w:tcMar>
+                  <w:vAlign w:val="bottom"/>
+                </w:tcPr>
+                <w:p>
+                  <w:pPr>
+                    <w:spacing w:after="0" w:before="0"/>
+                  </w:pPr>
+                  <w:r>
+                    <w:rPr>
+                      <w:rFonts w:ascii="Arial" w:cs="Arial" w:eastAsia="Arial" w:hAnsi="Arial"/>
+                      <w:color w:val="5A6B85"/>
+                      <w:sz w:val="21"/>
+                      <w:szCs w:val="21"/>
+                    </w:rPr>
+                    <w:t xml:space="preserve"/>
+                  </w:r>
+                </w:p>
+              </w:tc>
+            </w:tr>
+          </w:tbl>
+          <w:p>
+            <w:pPr>
+              <w:keepNext/>
+              <w:spacing w:after="60" w:before="120"/>
+            </w:pPr>
+            <w:r>
+              <w:rPr>
+                <w:rFonts w:ascii="Arial" w:cs="Arial" w:eastAsia="Arial" w:hAnsi="Arial"/>
+                <w:b/>
+                <w:bCs/>
+                <w:sz w:val="21"/>
+                <w:szCs w:val="21"/>
+              </w:rPr>
+              <w:t xml:space="preserve">For Q = (A OR B) AND (C AND D), which must be true for Q to be 1?</w:t>
             </w:r>
           </w:p>
           <w:tbl>
@@ -10523,7 +11053,7 @@
                 <w:sz w:val="21"/>
                 <w:szCs w:val="21"/>
               </w:rPr>
-              <w:t xml:space="preserve">a)  State how many rows a truth table with three inputs needs.  </w:t>
+              <w:t xml:space="preserve">a)  State how many rows a truth table needs for four inputs.  </w:t>
             </w:r>
             <w:r>
               <w:rPr>
@@ -10601,7 +11131,7 @@
                 <w:sz w:val="21"/>
                 <w:szCs w:val="21"/>
               </w:rPr>
-              <w:t xml:space="preserve">b)  Complete the truth table for Q = NOT A AND (B OR C) on the back of this sheet.  </w:t>
+              <w:t xml:space="preserve">b)  Complete a truth table for Q = NOT P OR (Q AND R) on the back of this sheet.  </w:t>
             </w:r>
             <w:r>
               <w:rPr>

--- a/worksheets/BL_L2_TruthTables_Worksheet.docx
+++ b/worksheets/BL_L2_TruthTables_Worksheet.docx
@@ -2184,7 +2184,7 @@
                 <w:sz w:val="21"/>
                 <w:szCs w:val="21"/>
               </w:rPr>
-              <w:t xml:space="preserve">Complete Task 1 in the experience.</w:t>
+              <w:t xml:space="preserve">Complete both truth tables at this station.</w:t>
             </w:r>
           </w:p>
           <w:tbl>
